--- a/Collatio/15/3. Rúbrica/Rúbrica 15.docx
+++ b/Collatio/15/3. Rúbrica/Rúbrica 15.docx
@@ -5,20 +5,20 @@
     <w:p>
       <w:pPr>
         <w:rPr>
-          <w:rFonts w:ascii="Garamond" w:hAnsi="Garamond"/>
+          <w:rFonts w:ascii="Brill" w:hAnsi="Brill"/>
           <w:lang w:val="es-ES"/>
         </w:rPr>
       </w:pPr>
       <w:r>
         <w:rPr>
-          <w:rFonts w:ascii="Garamond" w:hAnsi="Garamond"/>
+          <w:rFonts w:ascii="Brill" w:hAnsi="Brill"/>
           <w:lang w:val="es-ES"/>
         </w:rPr>
         <w:t xml:space="preserve">Capítulo </w:t>
       </w:r>
       <w:r>
         <w:rPr>
-          <w:rFonts w:ascii="Garamond" w:hAnsi="Garamond"/>
+          <w:rFonts w:ascii="Brill" w:hAnsi="Brill"/>
           <w:smallCaps/>
           <w:lang w:val="es-ES"/>
         </w:rPr>
@@ -26,7 +26,7 @@
       </w:r>
       <w:r>
         <w:rPr>
-          <w:rFonts w:ascii="Garamond" w:hAnsi="Garamond"/>
+          <w:rFonts w:ascii="Brill" w:hAnsi="Brill"/>
           <w:lang w:val="es-ES"/>
         </w:rPr>
         <w:t>. ¿</w:t>
@@ -35,7 +35,7 @@
     <w:p>
       <w:pPr>
         <w:rPr>
-          <w:rFonts w:ascii="Garamond" w:hAnsi="Garamond"/>
+          <w:rFonts w:ascii="Brill" w:hAnsi="Brill"/>
           <w:lang w:val="es-ES"/>
         </w:rPr>
       </w:pPr>
@@ -43,21 +43,21 @@
     <w:p>
       <w:pPr>
         <w:rPr>
-          <w:rFonts w:ascii="Garamond" w:hAnsi="Garamond"/>
+          <w:rFonts w:ascii="Brill" w:hAnsi="Brill"/>
           <w:color w:val="FF0000"/>
           <w:lang w:val="es-ES"/>
         </w:rPr>
       </w:pPr>
       <w:r>
         <w:rPr>
-          <w:rFonts w:ascii="Garamond" w:hAnsi="Garamond"/>
+          <w:rFonts w:ascii="Brill" w:hAnsi="Brill"/>
           <w:lang w:val="es-ES"/>
         </w:rPr>
         <w:t>A: 19vb</w:t>
       </w:r>
       <w:r>
         <w:rPr>
-          <w:rFonts w:ascii="Garamond" w:hAnsi="Garamond"/>
+          <w:rFonts w:ascii="Brill" w:hAnsi="Brill"/>
           <w:color w:val="FF0000"/>
           <w:lang w:val="es-ES"/>
         </w:rPr>
@@ -65,28 +65,14 @@
       </w:r>
       <w:r>
         <w:rPr>
-          <w:rFonts w:ascii="Garamond" w:hAnsi="Garamond"/>
-          <w:color w:val="FF0000"/>
-        </w:rPr>
-        <w:t>Cap</w:t>
-      </w:r>
-      <w:r>
-        <w:rPr>
-          <w:rFonts w:ascii="Garamond" w:hAnsi="Garamond"/>
-          <w:color w:val="FF0000"/>
-        </w:rPr>
-        <w:t>í</w:t>
-      </w:r>
-      <w:r>
-        <w:rPr>
-          <w:rFonts w:ascii="Garamond" w:hAnsi="Garamond"/>
-          <w:color w:val="FF0000"/>
-        </w:rPr>
-        <w:t>tulo</w:t>
-      </w:r>
-      <w:r>
-        <w:rPr>
-          <w:rFonts w:ascii="Garamond" w:hAnsi="Garamond"/>
+          <w:rFonts w:ascii="Brill" w:hAnsi="Brill"/>
+          <w:color w:val="FF0000"/>
+        </w:rPr>
+        <w:t>Capítulo</w:t>
+      </w:r>
+      <w:r>
+        <w:rPr>
+          <w:rFonts w:ascii="Brill" w:hAnsi="Brill"/>
           <w:color w:val="FF0000"/>
           <w:lang w:val="es-ES"/>
         </w:rPr>
@@ -94,7 +80,7 @@
       </w:r>
       <w:r>
         <w:rPr>
-          <w:rFonts w:ascii="Garamond" w:hAnsi="Garamond"/>
+          <w:rFonts w:ascii="Brill" w:hAnsi="Brill"/>
           <w:smallCaps/>
           <w:color w:val="FF0000"/>
           <w:lang w:val="es-ES"/>
@@ -103,7 +89,7 @@
       </w:r>
       <w:r>
         <w:rPr>
-          <w:rFonts w:ascii="Garamond" w:hAnsi="Garamond"/>
+          <w:rFonts w:ascii="Brill" w:hAnsi="Brill"/>
           <w:smallCaps/>
           <w:color w:val="FF0000"/>
           <w:lang w:val="es-ES"/>
@@ -112,7 +98,7 @@
       </w:r>
       <w:r>
         <w:rPr>
-          <w:rFonts w:ascii="Garamond" w:hAnsi="Garamond"/>
+          <w:rFonts w:ascii="Brill" w:hAnsi="Brill"/>
           <w:color w:val="FF0000"/>
           <w:lang w:val="es-ES"/>
         </w:rPr>
@@ -120,7 +106,7 @@
       </w:r>
       <w:r>
         <w:rPr>
-          <w:rFonts w:ascii="Garamond" w:hAnsi="Garamond"/>
+          <w:rFonts w:ascii="Brill" w:hAnsi="Brill"/>
           <w:color w:val="FF0000"/>
           <w:lang w:val="es-ES"/>
         </w:rPr>
@@ -128,7 +114,7 @@
       </w:r>
       <w:r>
         <w:rPr>
-          <w:rFonts w:ascii="Garamond" w:hAnsi="Garamond"/>
+          <w:rFonts w:ascii="Brill" w:hAnsi="Brill"/>
           <w:color w:val="FF0000"/>
           <w:lang w:val="es-ES"/>
         </w:rPr>
@@ -136,7 +122,7 @@
       </w:r>
       <w:r>
         <w:rPr>
-          <w:rFonts w:ascii="Garamond" w:hAnsi="Garamond"/>
+          <w:rFonts w:ascii="Brill" w:hAnsi="Brill"/>
           <w:color w:val="FF0000"/>
           <w:lang w:val="es-ES"/>
         </w:rPr>
@@ -144,7 +130,7 @@
       </w:r>
       <w:r>
         <w:rPr>
-          <w:rFonts w:ascii="Garamond" w:hAnsi="Garamond"/>
+          <w:rFonts w:ascii="Brill" w:hAnsi="Brill"/>
           <w:color w:val="FF0000"/>
           <w:lang w:val="es-ES"/>
         </w:rPr>
@@ -152,7 +138,7 @@
       </w:r>
       <w:r>
         <w:rPr>
-          <w:rFonts w:ascii="Garamond" w:hAnsi="Garamond"/>
+          <w:rFonts w:ascii="Brill" w:hAnsi="Brill"/>
           <w:color w:val="FF0000"/>
           <w:lang w:val="es-ES"/>
         </w:rPr>
@@ -160,7 +146,7 @@
       </w:r>
       <w:r>
         <w:rPr>
-          <w:rFonts w:ascii="Garamond" w:hAnsi="Garamond"/>
+          <w:rFonts w:ascii="Brill" w:hAnsi="Brill"/>
           <w:color w:val="FF0000"/>
           <w:lang w:val="es-ES"/>
         </w:rPr>
@@ -168,7 +154,7 @@
       </w:r>
       <w:r>
         <w:rPr>
-          <w:rFonts w:ascii="Garamond" w:hAnsi="Garamond"/>
+          <w:rFonts w:ascii="Brill" w:hAnsi="Brill"/>
           <w:color w:val="FF0000"/>
           <w:lang w:val="es-ES"/>
         </w:rPr>
@@ -176,7 +162,7 @@
       </w:r>
       <w:r>
         <w:rPr>
-          <w:rFonts w:ascii="Garamond" w:hAnsi="Garamond"/>
+          <w:rFonts w:ascii="Brill" w:hAnsi="Brill"/>
           <w:color w:val="FF0000"/>
           <w:lang w:val="es-ES"/>
         </w:rPr>
@@ -184,7 +170,7 @@
       </w:r>
       <w:r>
         <w:rPr>
-          <w:rFonts w:ascii="Garamond" w:hAnsi="Garamond"/>
+          <w:rFonts w:ascii="Brill" w:hAnsi="Brill"/>
           <w:color w:val="FF0000"/>
           <w:lang w:val="es-ES"/>
         </w:rPr>
@@ -192,7 +178,7 @@
       </w:r>
       <w:r>
         <w:rPr>
-          <w:rFonts w:ascii="Garamond" w:hAnsi="Garamond"/>
+          <w:rFonts w:ascii="Brill" w:hAnsi="Brill"/>
           <w:color w:val="FF0000"/>
           <w:lang w:val="es-ES"/>
         </w:rPr>
@@ -200,7 +186,7 @@
       </w:r>
       <w:r>
         <w:rPr>
-          <w:rFonts w:ascii="Garamond" w:hAnsi="Garamond"/>
+          <w:rFonts w:ascii="Brill" w:hAnsi="Brill"/>
           <w:color w:val="FF0000"/>
           <w:lang w:val="es-ES"/>
         </w:rPr>
@@ -208,7 +194,7 @@
       </w:r>
       <w:r>
         <w:rPr>
-          <w:rFonts w:ascii="Garamond" w:hAnsi="Garamond"/>
+          <w:rFonts w:ascii="Brill" w:hAnsi="Brill"/>
           <w:color w:val="FF0000"/>
           <w:lang w:val="es-ES"/>
         </w:rPr>
@@ -216,7 +202,7 @@
       </w:r>
       <w:r>
         <w:rPr>
-          <w:rFonts w:ascii="Garamond" w:hAnsi="Garamond"/>
+          <w:rFonts w:ascii="Brill" w:hAnsi="Brill"/>
           <w:color w:val="FF0000"/>
           <w:lang w:val="es-ES"/>
         </w:rPr>
@@ -224,7 +210,7 @@
       </w:r>
       <w:r>
         <w:rPr>
-          <w:rFonts w:ascii="Garamond" w:hAnsi="Garamond"/>
+          <w:rFonts w:ascii="Brill" w:hAnsi="Brill"/>
           <w:color w:val="FF0000"/>
           <w:lang w:val="es-ES"/>
         </w:rPr>
@@ -232,7 +218,7 @@
       </w:r>
       <w:r>
         <w:rPr>
-          <w:rFonts w:ascii="Garamond" w:hAnsi="Garamond"/>
+          <w:rFonts w:ascii="Brill" w:hAnsi="Brill"/>
           <w:color w:val="FF0000"/>
           <w:lang w:val="es-ES"/>
         </w:rPr>
@@ -242,7 +228,7 @@
     <w:p>
       <w:pPr>
         <w:rPr>
-          <w:rFonts w:ascii="Garamond" w:eastAsia="Calibri" w:hAnsi="Garamond" w:cs="Times New Roman (Corps CS)"/>
+          <w:rFonts w:ascii="Brill" w:eastAsia="Calibri" w:hAnsi="Brill" w:cs="Times New Roman (Corps CS)"/>
           <w:color w:val="FF0000"/>
           <w:kern w:val="2"/>
           <w:lang w:val="es-ES"/>
@@ -251,25 +237,16 @@
       </w:pPr>
       <w:r>
         <w:rPr>
-          <w:rFonts w:ascii="Garamond" w:eastAsia="Calibri" w:hAnsi="Garamond" w:cs="Times New Roman (Corps CS)"/>
-          <w:kern w:val="2"/>
-          <w:lang w:val="es-ES"/>
-          <w14:ligatures w14:val="standardContextual"/>
-        </w:rPr>
-        <w:t xml:space="preserve">B: </w:t>
-      </w:r>
-      <w:r>
-        <w:rPr>
-          <w:rFonts w:ascii="Garamond" w:eastAsia="Calibri" w:hAnsi="Garamond" w:cs="Times New Roman (Corps CS)"/>
-          <w:kern w:val="2"/>
-          <w:lang w:val="es-ES"/>
-          <w14:ligatures w14:val="standardContextual"/>
-        </w:rPr>
-        <w:t xml:space="preserve">1rb </w:t>
-      </w:r>
-      <w:r>
-        <w:rPr>
-          <w:rFonts w:ascii="Garamond" w:eastAsia="Calibri" w:hAnsi="Garamond" w:cs="Times New Roman (Corps CS)"/>
+          <w:rFonts w:ascii="Brill" w:eastAsia="Calibri" w:hAnsi="Brill" w:cs="Times New Roman (Corps CS)"/>
+          <w:kern w:val="2"/>
+          <w:lang w:val="es-ES"/>
+          <w14:ligatures w14:val="standardContextual"/>
+        </w:rPr>
+        <w:t xml:space="preserve">B: 1rb </w:t>
+      </w:r>
+      <w:r>
+        <w:rPr>
+          <w:rFonts w:ascii="Brill" w:eastAsia="Calibri" w:hAnsi="Brill" w:cs="Times New Roman (Corps CS)"/>
           <w:color w:val="FF0000"/>
           <w:kern w:val="2"/>
           <w:lang w:val="es-ES"/>
@@ -279,7 +256,7 @@
       </w:r>
       <w:r>
         <w:rPr>
-          <w:rFonts w:ascii="Garamond" w:eastAsia="Calibri" w:hAnsi="Garamond" w:cs="Times New Roman (Corps CS)"/>
+          <w:rFonts w:ascii="Brill" w:eastAsia="Calibri" w:hAnsi="Brill" w:cs="Times New Roman (Corps CS)"/>
           <w:smallCaps/>
           <w:color w:val="FF0000"/>
           <w:kern w:val="2"/>
@@ -290,7 +267,7 @@
       </w:r>
       <w:r>
         <w:rPr>
-          <w:rFonts w:ascii="Garamond" w:eastAsia="Calibri" w:hAnsi="Garamond" w:cs="Times New Roman (Corps CS)"/>
+          <w:rFonts w:ascii="Brill" w:eastAsia="Calibri" w:hAnsi="Brill" w:cs="Times New Roman (Corps CS)"/>
           <w:color w:val="FF0000"/>
           <w:kern w:val="2"/>
           <w:lang w:val="es-ES"/>
@@ -302,7 +279,7 @@
     <w:p>
       <w:pPr>
         <w:rPr>
-          <w:rFonts w:ascii="Garamond" w:eastAsia="Calibri" w:hAnsi="Garamond" w:cs="Times New Roman (Corps CS)"/>
+          <w:rFonts w:ascii="Brill" w:eastAsia="Calibri" w:hAnsi="Brill" w:cs="Times New Roman (Corps CS)"/>
           <w:color w:val="FF0000"/>
           <w:kern w:val="2"/>
           <w:lang w:val="es-ES"/>
@@ -311,25 +288,16 @@
       </w:pPr>
       <w:r>
         <w:rPr>
-          <w:rFonts w:ascii="Garamond" w:eastAsia="Calibri" w:hAnsi="Garamond" w:cs="Times New Roman (Corps CS)"/>
-          <w:kern w:val="2"/>
-          <w:lang w:val="es-ES"/>
-          <w14:ligatures w14:val="standardContextual"/>
-        </w:rPr>
-        <w:t xml:space="preserve">B: </w:t>
-      </w:r>
-      <w:r>
-        <w:rPr>
-          <w:rFonts w:ascii="Garamond" w:eastAsia="Calibri" w:hAnsi="Garamond" w:cs="Times New Roman (Corps CS)"/>
-          <w:kern w:val="2"/>
-          <w:lang w:val="es-ES"/>
-          <w14:ligatures w14:val="standardContextual"/>
-        </w:rPr>
-        <w:t xml:space="preserve">15va </w:t>
-      </w:r>
-      <w:r>
-        <w:rPr>
-          <w:rFonts w:ascii="Garamond" w:eastAsia="Calibri" w:hAnsi="Garamond" w:cs="Times New Roman (Corps CS)"/>
+          <w:rFonts w:ascii="Brill" w:eastAsia="Calibri" w:hAnsi="Brill" w:cs="Times New Roman (Corps CS)"/>
+          <w:kern w:val="2"/>
+          <w:lang w:val="es-ES"/>
+          <w14:ligatures w14:val="standardContextual"/>
+        </w:rPr>
+        <w:t xml:space="preserve">B: 15va </w:t>
+      </w:r>
+      <w:r>
+        <w:rPr>
+          <w:rFonts w:ascii="Brill" w:eastAsia="Calibri" w:hAnsi="Brill" w:cs="Times New Roman (Corps CS)"/>
           <w:color w:val="FF0000"/>
           <w:kern w:val="2"/>
           <w:lang w:val="es-ES"/>
@@ -339,7 +307,7 @@
       </w:r>
       <w:r>
         <w:rPr>
-          <w:rFonts w:ascii="Garamond" w:eastAsia="Calibri" w:hAnsi="Garamond" w:cs="Times New Roman (Corps CS)"/>
+          <w:rFonts w:ascii="Brill" w:eastAsia="Calibri" w:hAnsi="Brill" w:cs="Times New Roman (Corps CS)"/>
           <w:smallCaps/>
           <w:color w:val="FF0000"/>
           <w:kern w:val="2"/>
@@ -350,7 +318,7 @@
       </w:r>
       <w:r>
         <w:rPr>
-          <w:rFonts w:ascii="Garamond" w:eastAsia="Calibri" w:hAnsi="Garamond" w:cs="Times New Roman (Corps CS)"/>
+          <w:rFonts w:ascii="Brill" w:eastAsia="Calibri" w:hAnsi="Brill" w:cs="Times New Roman (Corps CS)"/>
           <w:color w:val="FF0000"/>
           <w:kern w:val="2"/>
           <w:lang w:val="es-ES"/>
@@ -362,62 +330,42 @@
     <w:p>
       <w:pPr>
         <w:rPr>
-          <w:rFonts w:ascii="Garamond" w:hAnsi="Garamond"/>
+          <w:rFonts w:ascii="Brill" w:hAnsi="Brill"/>
           <w:color w:val="FF0000"/>
           <w:lang w:val="es-ES"/>
         </w:rPr>
       </w:pPr>
       <w:r>
         <w:rPr>
-          <w:rFonts w:ascii="Garamond" w:hAnsi="Garamond"/>
+          <w:rFonts w:ascii="Brill" w:hAnsi="Brill"/>
           <w:lang w:val="es-ES"/>
         </w:rPr>
         <w:t xml:space="preserve">C: </w:t>
       </w:r>
       <w:r>
         <w:rPr>
-          <w:rFonts w:ascii="Garamond" w:hAnsi="Garamond"/>
-        </w:rPr>
-        <w:t>1v</w:t>
-      </w:r>
-      <w:r>
-        <w:rPr>
-          <w:rFonts w:ascii="Garamond" w:hAnsi="Garamond"/>
+          <w:rFonts w:ascii="Brill" w:hAnsi="Brill"/>
+        </w:rPr>
+        <w:t xml:space="preserve">1v </w:t>
+      </w:r>
+      <w:r>
+        <w:rPr>
+          <w:rFonts w:ascii="Brill" w:hAnsi="Brill"/>
+          <w:color w:val="FF0000"/>
+        </w:rPr>
+        <w:t>Capítulo</w:t>
+      </w:r>
+      <w:r>
+        <w:rPr>
+          <w:rFonts w:ascii="Brill" w:hAnsi="Brill"/>
+          <w:color w:val="FF0000"/>
+          <w:lang w:val="es-ES"/>
         </w:rPr>
         <w:t xml:space="preserve"> </w:t>
       </w:r>
       <w:r>
         <w:rPr>
-          <w:rFonts w:ascii="Garamond" w:hAnsi="Garamond"/>
-          <w:color w:val="FF0000"/>
-        </w:rPr>
-        <w:t>Cap</w:t>
-      </w:r>
-      <w:r>
-        <w:rPr>
-          <w:rFonts w:ascii="Garamond" w:hAnsi="Garamond"/>
-          <w:color w:val="FF0000"/>
-        </w:rPr>
-        <w:t>í</w:t>
-      </w:r>
-      <w:r>
-        <w:rPr>
-          <w:rFonts w:ascii="Garamond" w:hAnsi="Garamond"/>
-          <w:color w:val="FF0000"/>
-        </w:rPr>
-        <w:t>tulo</w:t>
-      </w:r>
-      <w:r>
-        <w:rPr>
-          <w:rFonts w:ascii="Garamond" w:hAnsi="Garamond"/>
-          <w:color w:val="FF0000"/>
-          <w:lang w:val="es-ES"/>
-        </w:rPr>
-        <w:t xml:space="preserve"> </w:t>
-      </w:r>
-      <w:r>
-        <w:rPr>
-          <w:rFonts w:ascii="Garamond" w:hAnsi="Garamond"/>
+          <w:rFonts w:ascii="Brill" w:hAnsi="Brill"/>
           <w:smallCaps/>
           <w:color w:val="FF0000"/>
         </w:rPr>
@@ -425,7 +373,7 @@
       </w:r>
       <w:r>
         <w:rPr>
-          <w:rFonts w:ascii="Garamond" w:hAnsi="Garamond"/>
+          <w:rFonts w:ascii="Brill" w:hAnsi="Brill"/>
           <w:smallCaps/>
           <w:color w:val="FF0000"/>
           <w:lang w:val="es-ES"/>
@@ -434,129 +382,57 @@
       </w:r>
       <w:r>
         <w:rPr>
-          <w:rFonts w:ascii="Garamond" w:hAnsi="Garamond"/>
+          <w:rFonts w:ascii="Brill" w:hAnsi="Brill"/>
           <w:color w:val="FF0000"/>
         </w:rPr>
         <w:t xml:space="preserve">. </w:t>
       </w:r>
       <w:r>
         <w:rPr>
-          <w:rFonts w:ascii="Garamond" w:hAnsi="Garamond"/>
-          <w:color w:val="FF0000"/>
-          <w:lang w:val="es-ES"/>
-        </w:rPr>
-        <w:t>¿P</w:t>
-      </w:r>
-      <w:r>
-        <w:rPr>
-          <w:rFonts w:ascii="Garamond" w:hAnsi="Garamond"/>
-          <w:color w:val="FF0000"/>
-          <w:lang w:val="es-ES"/>
-        </w:rPr>
-        <w:t>or qu</w:t>
-      </w:r>
-      <w:r>
-        <w:rPr>
-          <w:rFonts w:ascii="Garamond" w:hAnsi="Garamond"/>
-          <w:color w:val="FF0000"/>
-          <w:lang w:val="es-ES"/>
+          <w:rFonts w:ascii="Brill" w:hAnsi="Brill"/>
+          <w:color w:val="FF0000"/>
+          <w:lang w:val="es-ES"/>
+        </w:rPr>
+        <w:t>¿Por qué razón fue el Nuestro Señor</w:t>
+      </w:r>
+      <w:r>
+        <w:rPr>
+          <w:rFonts w:ascii="Brill" w:hAnsi="Brill"/>
+          <w:color w:val="FF0000"/>
+        </w:rPr>
+        <w:t xml:space="preserve"> a los infiernos despu</w:t>
+      </w:r>
+      <w:r>
+        <w:rPr>
+          <w:rFonts w:ascii="Brill" w:hAnsi="Brill"/>
+          <w:color w:val="FF0000"/>
         </w:rPr>
         <w:t>é</w:t>
       </w:r>
       <w:r>
         <w:rPr>
-          <w:rFonts w:ascii="Garamond" w:hAnsi="Garamond"/>
-          <w:color w:val="FF0000"/>
-          <w:lang w:val="es-ES"/>
-        </w:rPr>
-        <w:t xml:space="preserve"> raz</w:t>
-      </w:r>
-      <w:r>
-        <w:rPr>
-          <w:rFonts w:ascii="Garamond" w:hAnsi="Garamond"/>
-          <w:color w:val="FF0000"/>
-          <w:lang w:val="es-ES"/>
+          <w:rFonts w:ascii="Brill" w:hAnsi="Brill"/>
+          <w:color w:val="FF0000"/>
+        </w:rPr>
+        <w:t>s que pris</w:t>
+      </w:r>
+      <w:r>
+        <w:rPr>
+          <w:rFonts w:ascii="Brill" w:hAnsi="Brill"/>
+          <w:color w:val="FF0000"/>
         </w:rPr>
         <w:t>ó</w:t>
       </w:r>
       <w:r>
         <w:rPr>
-          <w:rFonts w:ascii="Garamond" w:hAnsi="Garamond"/>
-          <w:color w:val="FF0000"/>
-          <w:lang w:val="es-ES"/>
-        </w:rPr>
-        <w:t xml:space="preserve">n fue </w:t>
-      </w:r>
-      <w:r>
-        <w:rPr>
-          <w:rFonts w:ascii="Garamond" w:hAnsi="Garamond"/>
-          <w:color w:val="FF0000"/>
-          <w:lang w:val="es-ES"/>
-        </w:rPr>
-        <w:t>el N</w:t>
-      </w:r>
-      <w:r>
-        <w:rPr>
-          <w:rFonts w:ascii="Garamond" w:hAnsi="Garamond"/>
-          <w:color w:val="FF0000"/>
-          <w:lang w:val="es-ES"/>
-        </w:rPr>
-        <w:t xml:space="preserve">uestro </w:t>
-      </w:r>
-      <w:r>
-        <w:rPr>
-          <w:rFonts w:ascii="Garamond" w:hAnsi="Garamond"/>
-          <w:color w:val="FF0000"/>
-          <w:lang w:val="es-ES"/>
-        </w:rPr>
-        <w:t>S</w:t>
-      </w:r>
-      <w:r>
-        <w:rPr>
-          <w:rFonts w:ascii="Garamond" w:hAnsi="Garamond"/>
-          <w:color w:val="FF0000"/>
-          <w:lang w:val="es-ES"/>
-        </w:rPr>
-        <w:t>eñor</w:t>
-      </w:r>
-      <w:r>
-        <w:rPr>
-          <w:rFonts w:ascii="Garamond" w:hAnsi="Garamond"/>
-          <w:color w:val="FF0000"/>
-        </w:rPr>
-        <w:t xml:space="preserve"> a los infiernos despu</w:t>
-      </w:r>
-      <w:r>
-        <w:rPr>
-          <w:rFonts w:ascii="Garamond" w:hAnsi="Garamond"/>
-          <w:color w:val="FF0000"/>
-        </w:rPr>
-        <w:t>é</w:t>
-      </w:r>
-      <w:r>
-        <w:rPr>
-          <w:rFonts w:ascii="Garamond" w:hAnsi="Garamond"/>
-          <w:color w:val="FF0000"/>
-        </w:rPr>
-        <w:t>s que pris</w:t>
-      </w:r>
-      <w:r>
-        <w:rPr>
-          <w:rFonts w:ascii="Garamond" w:hAnsi="Garamond"/>
-          <w:color w:val="FF0000"/>
-        </w:rPr>
-        <w:t>ó</w:t>
-      </w:r>
-      <w:r>
-        <w:rPr>
-          <w:rFonts w:ascii="Garamond" w:hAnsi="Garamond"/>
+          <w:rFonts w:ascii="Brill" w:hAnsi="Brill"/>
           <w:color w:val="FF0000"/>
         </w:rPr>
         <w:t xml:space="preserve"> muerte en la cruz</w:t>
       </w:r>
       <w:r>
         <w:rPr>
-          <w:rFonts w:ascii="Garamond" w:hAnsi="Garamond"/>
+          <w:rFonts w:ascii="Brill" w:hAnsi="Brill"/>
           <w:color w:val="FF0000"/>
           <w:lang w:val="es-ES"/>
         </w:rPr>
@@ -566,235 +442,115 @@
     <w:p>
       <w:pPr>
         <w:rPr>
-          <w:rFonts w:ascii="Garamond" w:hAnsi="Garamond"/>
+          <w:rFonts w:ascii="Brill" w:hAnsi="Brill"/>
           <w:lang w:val="es-ES"/>
         </w:rPr>
       </w:pPr>
       <w:r>
         <w:rPr>
-          <w:rFonts w:ascii="Garamond" w:hAnsi="Garamond"/>
+          <w:rFonts w:ascii="Brill" w:hAnsi="Brill"/>
           <w:lang w:val="es-ES"/>
         </w:rPr>
         <w:t xml:space="preserve">C: </w:t>
       </w:r>
       <w:r>
         <w:rPr>
-          <w:rFonts w:ascii="Garamond" w:hAnsi="Garamond"/>
-        </w:rPr>
-        <w:t>34v</w:t>
-      </w:r>
-      <w:r>
-        <w:rPr>
-          <w:rFonts w:ascii="Garamond" w:hAnsi="Garamond"/>
+          <w:rFonts w:ascii="Brill" w:hAnsi="Brill"/>
+        </w:rPr>
+        <w:t xml:space="preserve">34v </w:t>
+      </w:r>
+      <w:r>
+        <w:rPr>
+          <w:rFonts w:ascii="Brill" w:hAnsi="Brill"/>
+          <w:color w:val="FF0000"/>
+        </w:rPr>
+        <w:t>Capítulo</w:t>
+      </w:r>
+      <w:r>
+        <w:rPr>
+          <w:rFonts w:ascii="Brill" w:hAnsi="Brill"/>
+          <w:color w:val="FF0000"/>
+          <w:lang w:val="es-ES"/>
         </w:rPr>
         <w:t xml:space="preserve"> </w:t>
       </w:r>
       <w:r>
         <w:rPr>
-          <w:rFonts w:ascii="Garamond" w:hAnsi="Garamond"/>
-          <w:color w:val="FF0000"/>
-        </w:rPr>
-        <w:t>Cap</w:t>
-      </w:r>
-      <w:r>
-        <w:rPr>
-          <w:rFonts w:ascii="Garamond" w:hAnsi="Garamond"/>
-          <w:color w:val="FF0000"/>
-        </w:rPr>
-        <w:t>í</w:t>
-      </w:r>
-      <w:r>
-        <w:rPr>
-          <w:rFonts w:ascii="Garamond" w:hAnsi="Garamond"/>
-          <w:color w:val="FF0000"/>
-        </w:rPr>
-        <w:t>tulo</w:t>
-      </w:r>
-      <w:r>
-        <w:rPr>
-          <w:rFonts w:ascii="Garamond" w:hAnsi="Garamond"/>
-          <w:color w:val="FF0000"/>
-          <w:lang w:val="es-ES"/>
+          <w:rFonts w:ascii="Brill" w:hAnsi="Brill"/>
+          <w:smallCaps/>
+          <w:color w:val="FF0000"/>
+        </w:rPr>
+        <w:t>xx</w:t>
+      </w:r>
+      <w:r>
+        <w:rPr>
+          <w:rFonts w:ascii="Brill" w:hAnsi="Brill"/>
+          <w:smallCaps/>
+          <w:color w:val="FF0000"/>
+          <w:lang w:val="es-ES"/>
+        </w:rPr>
+        <w:t>i</w:t>
+      </w:r>
+      <w:r>
+        <w:rPr>
+          <w:rFonts w:ascii="Brill" w:hAnsi="Brill"/>
+          <w:color w:val="FF0000"/>
+        </w:rPr>
+        <w:t xml:space="preserve">. </w:t>
+      </w:r>
+      <w:r>
+        <w:rPr>
+          <w:rFonts w:ascii="Brill" w:hAnsi="Brill"/>
+          <w:color w:val="FF0000"/>
+          <w:lang w:val="es-ES"/>
+        </w:rPr>
+        <w:t>¿Por qué razón fue el Nuestro Señor</w:t>
+      </w:r>
+      <w:r>
+        <w:rPr>
+          <w:rFonts w:ascii="Brill" w:hAnsi="Brill"/>
+          <w:color w:val="FF0000"/>
         </w:rPr>
         <w:t xml:space="preserve"> </w:t>
       </w:r>
       <w:r>
         <w:rPr>
-          <w:rFonts w:ascii="Garamond" w:hAnsi="Garamond"/>
-          <w:smallCaps/>
-          <w:color w:val="FF0000"/>
-        </w:rPr>
-        <w:t>xx</w:t>
-      </w:r>
-      <w:r>
-        <w:rPr>
-          <w:rFonts w:ascii="Garamond" w:hAnsi="Garamond"/>
-          <w:smallCaps/>
-          <w:color w:val="FF0000"/>
-          <w:lang w:val="es-ES"/>
-        </w:rPr>
-        <w:t>i</w:t>
-      </w:r>
-      <w:r>
-        <w:rPr>
-          <w:rFonts w:ascii="Garamond" w:hAnsi="Garamond"/>
-          <w:color w:val="FF0000"/>
-        </w:rPr>
-        <w:t xml:space="preserve">. </w:t>
-      </w:r>
-      <w:r>
-        <w:rPr>
-          <w:rFonts w:ascii="Garamond" w:hAnsi="Garamond"/>
-          <w:color w:val="FF0000"/>
-          <w:lang w:val="es-ES"/>
-        </w:rPr>
-        <w:t>¿P</w:t>
-      </w:r>
-      <w:r>
-        <w:rPr>
-          <w:rFonts w:ascii="Garamond" w:hAnsi="Garamond"/>
-          <w:color w:val="FF0000"/>
-          <w:lang w:val="es-ES"/>
-        </w:rPr>
-        <w:t>or qu</w:t>
-      </w:r>
-      <w:r>
-        <w:rPr>
-          <w:rFonts w:ascii="Garamond" w:hAnsi="Garamond"/>
-          <w:color w:val="FF0000"/>
-          <w:lang w:val="es-ES"/>
-        </w:rPr>
-        <w:t>é</w:t>
-      </w:r>
-      <w:r>
-        <w:rPr>
-          <w:rFonts w:ascii="Garamond" w:hAnsi="Garamond"/>
-          <w:color w:val="FF0000"/>
-          <w:lang w:val="es-ES"/>
-        </w:rPr>
-        <w:t xml:space="preserve"> raz</w:t>
-      </w:r>
-      <w:r>
-        <w:rPr>
-          <w:rFonts w:ascii="Garamond" w:hAnsi="Garamond"/>
-          <w:color w:val="FF0000"/>
-          <w:lang w:val="es-ES"/>
-        </w:rPr>
-        <w:t>ó</w:t>
-      </w:r>
-      <w:r>
-        <w:rPr>
-          <w:rFonts w:ascii="Garamond" w:hAnsi="Garamond"/>
-          <w:color w:val="FF0000"/>
-          <w:lang w:val="es-ES"/>
-        </w:rPr>
-        <w:t xml:space="preserve">n fue </w:t>
-      </w:r>
-      <w:r>
-        <w:rPr>
-          <w:rFonts w:ascii="Garamond" w:hAnsi="Garamond"/>
-          <w:color w:val="FF0000"/>
-          <w:lang w:val="es-ES"/>
-        </w:rPr>
-        <w:t>el N</w:t>
-      </w:r>
-      <w:r>
-        <w:rPr>
-          <w:rFonts w:ascii="Garamond" w:hAnsi="Garamond"/>
-          <w:color w:val="FF0000"/>
-          <w:lang w:val="es-ES"/>
-        </w:rPr>
-        <w:t xml:space="preserve">uestro </w:t>
-      </w:r>
-      <w:r>
-        <w:rPr>
-          <w:rFonts w:ascii="Garamond" w:hAnsi="Garamond"/>
-          <w:color w:val="FF0000"/>
-          <w:lang w:val="es-ES"/>
-        </w:rPr>
-        <w:t>S</w:t>
-      </w:r>
-      <w:r>
-        <w:rPr>
-          <w:rFonts w:ascii="Garamond" w:hAnsi="Garamond"/>
-          <w:color w:val="FF0000"/>
-          <w:lang w:val="es-ES"/>
-        </w:rPr>
-        <w:t>eñor</w:t>
-      </w:r>
-      <w:r>
-        <w:rPr>
-          <w:rFonts w:ascii="Garamond" w:hAnsi="Garamond"/>
-          <w:color w:val="FF0000"/>
-        </w:rPr>
-        <w:t xml:space="preserve"> </w:t>
-      </w:r>
-      <w:r>
-        <w:rPr>
-          <w:rFonts w:ascii="Garamond" w:hAnsi="Garamond"/>
+          <w:rFonts w:ascii="Brill" w:hAnsi="Brill"/>
           <w:color w:val="FF0000"/>
         </w:rPr>
         <w:t xml:space="preserve">a los infiernos </w:t>
       </w:r>
       <w:r>
         <w:rPr>
-          <w:rFonts w:ascii="Garamond" w:hAnsi="Garamond"/>
-          <w:color w:val="FF0000"/>
-        </w:rPr>
-        <w:t>despu</w:t>
-      </w:r>
-      <w:r>
-        <w:rPr>
-          <w:rFonts w:ascii="Garamond" w:hAnsi="Garamond"/>
-          <w:color w:val="FF0000"/>
-        </w:rPr>
-        <w:t>é</w:t>
-      </w:r>
-      <w:r>
-        <w:rPr>
-          <w:rFonts w:ascii="Garamond" w:hAnsi="Garamond"/>
-          <w:color w:val="FF0000"/>
-        </w:rPr>
-        <w:t xml:space="preserve">s </w:t>
-      </w:r>
-      <w:r>
-        <w:rPr>
-          <w:rFonts w:ascii="Garamond" w:hAnsi="Garamond"/>
+          <w:rFonts w:ascii="Brill" w:hAnsi="Brill"/>
+          <w:color w:val="FF0000"/>
+        </w:rPr>
+        <w:t xml:space="preserve">después </w:t>
+      </w:r>
+      <w:r>
+        <w:rPr>
+          <w:rFonts w:ascii="Brill" w:hAnsi="Brill"/>
           <w:color w:val="FF0000"/>
         </w:rPr>
         <w:t xml:space="preserve">que </w:t>
       </w:r>
       <w:r>
         <w:rPr>
-          <w:rFonts w:ascii="Garamond" w:hAnsi="Garamond"/>
-          <w:color w:val="FF0000"/>
-        </w:rPr>
-        <w:t>pris</w:t>
-      </w:r>
-      <w:r>
-        <w:rPr>
-          <w:rFonts w:ascii="Garamond" w:hAnsi="Garamond"/>
-          <w:color w:val="FF0000"/>
-        </w:rPr>
-        <w:t>ó</w:t>
-      </w:r>
-      <w:r>
-        <w:rPr>
-          <w:rFonts w:ascii="Garamond" w:hAnsi="Garamond"/>
-          <w:color w:val="FF0000"/>
-        </w:rPr>
-        <w:t xml:space="preserve"> </w:t>
-      </w:r>
-      <w:r>
-        <w:rPr>
-          <w:rFonts w:ascii="Garamond" w:hAnsi="Garamond"/>
+          <w:rFonts w:ascii="Brill" w:hAnsi="Brill"/>
+          <w:color w:val="FF0000"/>
+        </w:rPr>
+        <w:t xml:space="preserve">prisó </w:t>
+      </w:r>
+      <w:r>
+        <w:rPr>
+          <w:rFonts w:ascii="Brill" w:hAnsi="Brill"/>
           <w:color w:val="FF0000"/>
         </w:rPr>
         <w:t>muerte en la cruz</w:t>
       </w:r>
       <w:r>
         <w:rPr>
-          <w:rFonts w:ascii="Garamond" w:hAnsi="Garamond"/>
+          <w:rFonts w:ascii="Brill" w:hAnsi="Brill"/>
           <w:color w:val="FF0000"/>
           <w:lang w:val="es-ES"/>
         </w:rPr>
@@ -804,32 +560,32 @@
     <w:p>
       <w:pPr>
         <w:rPr>
-          <w:rFonts w:ascii="Garamond" w:hAnsi="Garamond"/>
+          <w:rFonts w:ascii="Brill" w:hAnsi="Brill"/>
         </w:rPr>
       </w:pPr>
       <w:r>
         <w:rPr>
-          <w:rFonts w:ascii="Garamond" w:hAnsi="Garamond"/>
+          <w:rFonts w:ascii="Brill" w:hAnsi="Brill"/>
           <w:lang w:val="es-ES"/>
         </w:rPr>
         <w:t xml:space="preserve">D: </w:t>
       </w:r>
       <w:r>
         <w:rPr>
-          <w:rFonts w:ascii="Garamond" w:hAnsi="Garamond"/>
+          <w:rFonts w:ascii="Brill" w:hAnsi="Brill"/>
         </w:rPr>
         <w:t>117v</w:t>
       </w:r>
       <w:r>
         <w:rPr>
-          <w:rFonts w:ascii="Garamond" w:hAnsi="Garamond"/>
+          <w:rFonts w:ascii="Brill" w:hAnsi="Brill"/>
           <w:lang w:val="es-ES"/>
         </w:rPr>
         <w:t>a</w:t>
       </w:r>
       <w:r>
         <w:rPr>
-          <w:rFonts w:ascii="Garamond" w:hAnsi="Garamond"/>
+          <w:rFonts w:ascii="Brill" w:hAnsi="Brill"/>
           <w:color w:val="FF0000"/>
           <w:lang w:val="es-ES"/>
         </w:rPr>
@@ -837,28 +593,14 @@
       </w:r>
       <w:r>
         <w:rPr>
-          <w:rFonts w:ascii="Garamond" w:hAnsi="Garamond"/>
-          <w:color w:val="FF0000"/>
-        </w:rPr>
-        <w:t>Cap</w:t>
-      </w:r>
-      <w:r>
-        <w:rPr>
-          <w:rFonts w:ascii="Garamond" w:hAnsi="Garamond"/>
-          <w:color w:val="FF0000"/>
-        </w:rPr>
-        <w:t>í</w:t>
-      </w:r>
-      <w:r>
-        <w:rPr>
-          <w:rFonts w:ascii="Garamond" w:hAnsi="Garamond"/>
-          <w:color w:val="FF0000"/>
-        </w:rPr>
-        <w:t xml:space="preserve">tulo </w:t>
-      </w:r>
-      <w:r>
-        <w:rPr>
-          <w:rFonts w:ascii="Garamond" w:hAnsi="Garamond"/>
+          <w:rFonts w:ascii="Brill" w:hAnsi="Brill"/>
+          <w:color w:val="FF0000"/>
+        </w:rPr>
+        <w:t xml:space="preserve">Capítulo </w:t>
+      </w:r>
+      <w:r>
+        <w:rPr>
+          <w:rFonts w:ascii="Brill" w:hAnsi="Brill"/>
           <w:smallCaps/>
           <w:color w:val="FF0000"/>
         </w:rPr>
@@ -866,7 +608,7 @@
       </w:r>
       <w:r>
         <w:rPr>
-          <w:rFonts w:ascii="Garamond" w:hAnsi="Garamond"/>
+          <w:rFonts w:ascii="Brill" w:hAnsi="Brill"/>
           <w:smallCaps/>
           <w:color w:val="FF0000"/>
           <w:lang w:val="es-ES"/>
@@ -875,14 +617,14 @@
       </w:r>
       <w:r>
         <w:rPr>
-          <w:rFonts w:ascii="Garamond" w:hAnsi="Garamond"/>
+          <w:rFonts w:ascii="Brill" w:hAnsi="Brill"/>
           <w:color w:val="FF0000"/>
         </w:rPr>
         <w:t xml:space="preserve"> </w:t>
       </w:r>
       <w:r>
         <w:rPr>
-          <w:rFonts w:ascii="Garamond" w:hAnsi="Garamond"/>
+          <w:rFonts w:ascii="Brill" w:hAnsi="Brill"/>
           <w:color w:val="FF0000"/>
           <w:lang w:val="es-ES"/>
         </w:rPr>
@@ -890,126 +632,64 @@
       </w:r>
       <w:r>
         <w:rPr>
-          <w:rFonts w:ascii="Garamond" w:hAnsi="Garamond"/>
+          <w:rFonts w:ascii="Brill" w:hAnsi="Brill"/>
           <w:color w:val="FF0000"/>
         </w:rPr>
         <w:t>emanda por qu</w:t>
       </w:r>
       <w:r>
         <w:rPr>
-          <w:rFonts w:ascii="Garamond" w:hAnsi="Garamond"/>
+          <w:rFonts w:ascii="Brill" w:hAnsi="Brill"/>
           <w:color w:val="FF0000"/>
         </w:rPr>
         <w:t>é</w:t>
       </w:r>
       <w:r>
         <w:rPr>
-          <w:rFonts w:ascii="Garamond" w:hAnsi="Garamond"/>
+          <w:rFonts w:ascii="Brill" w:hAnsi="Brill"/>
           <w:color w:val="FF0000"/>
         </w:rPr>
         <w:t xml:space="preserve"> </w:t>
       </w:r>
       <w:r>
         <w:rPr>
-          <w:rFonts w:ascii="Garamond" w:hAnsi="Garamond"/>
-          <w:color w:val="FF0000"/>
-          <w:lang w:val="es-ES"/>
-        </w:rPr>
-        <w:t>raz</w:t>
-      </w:r>
-      <w:r>
-        <w:rPr>
-          <w:rFonts w:ascii="Garamond" w:hAnsi="Garamond"/>
-          <w:color w:val="FF0000"/>
-          <w:lang w:val="es-ES"/>
+          <w:rFonts w:ascii="Brill" w:hAnsi="Brill"/>
+          <w:color w:val="FF0000"/>
+          <w:lang w:val="es-ES"/>
+        </w:rPr>
+        <w:t>razón fue el Nuestro Señor</w:t>
+      </w:r>
+      <w:r>
+        <w:rPr>
+          <w:rFonts w:ascii="Brill" w:hAnsi="Brill"/>
+          <w:color w:val="FF0000"/>
+        </w:rPr>
+        <w:t xml:space="preserve"> a los infiernos </w:t>
+      </w:r>
+      <w:r>
+        <w:rPr>
+          <w:rFonts w:ascii="Brill" w:hAnsi="Brill"/>
+          <w:color w:val="FF0000"/>
+        </w:rPr>
+        <w:t xml:space="preserve">después </w:t>
+      </w:r>
+      <w:r>
+        <w:rPr>
+          <w:rFonts w:ascii="Brill" w:hAnsi="Brill"/>
+          <w:color w:val="FF0000"/>
+        </w:rPr>
+        <w:t>que tom</w:t>
+      </w:r>
+      <w:r>
+        <w:rPr>
+          <w:rFonts w:ascii="Brill" w:hAnsi="Brill"/>
+          <w:color w:val="FF0000"/>
         </w:rPr>
         <w:t>ó</w:t>
       </w:r>
       <w:r>
         <w:rPr>
-          <w:rFonts w:ascii="Garamond" w:hAnsi="Garamond"/>
-          <w:color w:val="FF0000"/>
-          <w:lang w:val="es-ES"/>
-        </w:rPr>
-        <w:t xml:space="preserve">n fue </w:t>
-      </w:r>
-      <w:r>
-        <w:rPr>
-          <w:rFonts w:ascii="Garamond" w:hAnsi="Garamond"/>
-          <w:color w:val="FF0000"/>
-          <w:lang w:val="es-ES"/>
-        </w:rPr>
-        <w:t>el N</w:t>
-      </w:r>
-      <w:r>
-        <w:rPr>
-          <w:rFonts w:ascii="Garamond" w:hAnsi="Garamond"/>
-          <w:color w:val="FF0000"/>
-          <w:lang w:val="es-ES"/>
-        </w:rPr>
-        <w:t xml:space="preserve">uestro </w:t>
-      </w:r>
-      <w:r>
-        <w:rPr>
-          <w:rFonts w:ascii="Garamond" w:hAnsi="Garamond"/>
-          <w:color w:val="FF0000"/>
-          <w:lang w:val="es-ES"/>
-        </w:rPr>
-        <w:t>S</w:t>
-      </w:r>
-      <w:r>
-        <w:rPr>
-          <w:rFonts w:ascii="Garamond" w:hAnsi="Garamond"/>
-          <w:color w:val="FF0000"/>
-          <w:lang w:val="es-ES"/>
-        </w:rPr>
-        <w:t>eñor</w:t>
-      </w:r>
-      <w:r>
-        <w:rPr>
-          <w:rFonts w:ascii="Garamond" w:hAnsi="Garamond"/>
-          <w:color w:val="FF0000"/>
-        </w:rPr>
-        <w:t xml:space="preserve"> a los infiernos </w:t>
-      </w:r>
-      <w:r>
-        <w:rPr>
-          <w:rFonts w:ascii="Garamond" w:hAnsi="Garamond"/>
-          <w:color w:val="FF0000"/>
-        </w:rPr>
-        <w:t>despu</w:t>
-      </w:r>
-      <w:r>
-        <w:rPr>
-          <w:rFonts w:ascii="Garamond" w:hAnsi="Garamond"/>
-          <w:color w:val="FF0000"/>
-        </w:rPr>
-        <w:t>é</w:t>
-      </w:r>
-      <w:r>
-        <w:rPr>
-          <w:rFonts w:ascii="Garamond" w:hAnsi="Garamond"/>
-          <w:color w:val="FF0000"/>
-        </w:rPr>
-        <w:t xml:space="preserve">s </w:t>
-      </w:r>
-      <w:r>
-        <w:rPr>
-          <w:rFonts w:ascii="Garamond" w:hAnsi="Garamond"/>
-          <w:color w:val="FF0000"/>
-        </w:rPr>
-        <w:t>que tom</w:t>
-      </w:r>
-      <w:r>
-        <w:rPr>
-          <w:rFonts w:ascii="Garamond" w:hAnsi="Garamond"/>
-          <w:color w:val="FF0000"/>
-        </w:rPr>
-        <w:t>ó</w:t>
-      </w:r>
-      <w:r>
-        <w:rPr>
-          <w:rFonts w:ascii="Garamond" w:hAnsi="Garamond"/>
+          <w:rFonts w:ascii="Brill" w:hAnsi="Brill"/>
           <w:color w:val="FF0000"/>
         </w:rPr>
         <w:t xml:space="preserve"> muerte en la cruz</w:t>
@@ -1018,48 +698,34 @@
     <w:p>
       <w:pPr>
         <w:rPr>
-          <w:rFonts w:ascii="Garamond" w:hAnsi="Garamond"/>
+          <w:rFonts w:ascii="Brill" w:hAnsi="Brill"/>
           <w:color w:val="FF0000"/>
           <w:lang w:val="es-ES"/>
         </w:rPr>
       </w:pPr>
       <w:r>
         <w:rPr>
-          <w:rFonts w:ascii="Garamond" w:hAnsi="Garamond"/>
+          <w:rFonts w:ascii="Brill" w:hAnsi="Brill"/>
         </w:rPr>
         <w:t>E: 62va</w:t>
       </w:r>
       <w:r>
         <w:rPr>
-          <w:rFonts w:ascii="Garamond" w:hAnsi="Garamond"/>
+          <w:rFonts w:ascii="Brill" w:hAnsi="Brill"/>
           <w:color w:val="FF0000"/>
         </w:rPr>
         <w:t xml:space="preserve"> </w:t>
       </w:r>
       <w:r>
         <w:rPr>
-          <w:rFonts w:ascii="Garamond" w:hAnsi="Garamond"/>
-          <w:color w:val="FF0000"/>
-        </w:rPr>
-        <w:t>Cap</w:t>
-      </w:r>
-      <w:r>
-        <w:rPr>
-          <w:rFonts w:ascii="Garamond" w:hAnsi="Garamond"/>
-          <w:color w:val="FF0000"/>
-        </w:rPr>
-        <w:t>í</w:t>
-      </w:r>
-      <w:r>
-        <w:rPr>
-          <w:rFonts w:ascii="Garamond" w:hAnsi="Garamond"/>
-          <w:color w:val="FF0000"/>
-        </w:rPr>
-        <w:t xml:space="preserve">tulo </w:t>
-      </w:r>
-      <w:r>
-        <w:rPr>
-          <w:rFonts w:ascii="Garamond" w:hAnsi="Garamond"/>
+          <w:rFonts w:ascii="Brill" w:hAnsi="Brill"/>
+          <w:color w:val="FF0000"/>
+        </w:rPr>
+        <w:t xml:space="preserve">Capítulo </w:t>
+      </w:r>
+      <w:r>
+        <w:rPr>
+          <w:rFonts w:ascii="Brill" w:hAnsi="Brill"/>
           <w:smallCaps/>
           <w:color w:val="FF0000"/>
         </w:rPr>
@@ -1067,157 +733,57 @@
       </w:r>
       <w:r>
         <w:rPr>
-          <w:rFonts w:ascii="Garamond" w:hAnsi="Garamond"/>
+          <w:rFonts w:ascii="Brill" w:hAnsi="Brill"/>
           <w:color w:val="FF0000"/>
         </w:rPr>
         <w:t xml:space="preserve">. </w:t>
       </w:r>
       <w:r>
         <w:rPr>
-          <w:rFonts w:ascii="Garamond" w:hAnsi="Garamond"/>
-          <w:color w:val="FF0000"/>
-          <w:lang w:val="es-ES"/>
-        </w:rPr>
-        <w:t>¿P</w:t>
-      </w:r>
-      <w:r>
-        <w:rPr>
-          <w:rFonts w:ascii="Garamond" w:hAnsi="Garamond"/>
-          <w:color w:val="FF0000"/>
-          <w:lang w:val="es-ES"/>
-        </w:rPr>
-        <w:t>or qu</w:t>
-      </w:r>
-      <w:r>
-        <w:rPr>
-          <w:rFonts w:ascii="Garamond" w:hAnsi="Garamond"/>
-          <w:color w:val="FF0000"/>
-          <w:lang w:val="es-ES"/>
-        </w:rPr>
-        <w:t>é</w:t>
-      </w:r>
-      <w:r>
-        <w:rPr>
-          <w:rFonts w:ascii="Garamond" w:hAnsi="Garamond"/>
-          <w:color w:val="FF0000"/>
-          <w:lang w:val="es-ES"/>
-        </w:rPr>
-        <w:t xml:space="preserve"> raz</w:t>
-      </w:r>
-      <w:r>
-        <w:rPr>
-          <w:rFonts w:ascii="Garamond" w:hAnsi="Garamond"/>
-          <w:color w:val="FF0000"/>
-          <w:lang w:val="es-ES"/>
-        </w:rPr>
-        <w:t>ó</w:t>
-      </w:r>
-      <w:r>
-        <w:rPr>
-          <w:rFonts w:ascii="Garamond" w:hAnsi="Garamond"/>
-          <w:color w:val="FF0000"/>
-          <w:lang w:val="es-ES"/>
-        </w:rPr>
-        <w:t xml:space="preserve">n fue </w:t>
-      </w:r>
-      <w:r>
-        <w:rPr>
-          <w:rFonts w:ascii="Garamond" w:hAnsi="Garamond"/>
-          <w:color w:val="FF0000"/>
-          <w:lang w:val="es-ES"/>
-        </w:rPr>
-        <w:t>el N</w:t>
-      </w:r>
-      <w:r>
-        <w:rPr>
-          <w:rFonts w:ascii="Garamond" w:hAnsi="Garamond"/>
-          <w:color w:val="FF0000"/>
-          <w:lang w:val="es-ES"/>
-        </w:rPr>
-        <w:t xml:space="preserve">uestro </w:t>
-      </w:r>
-      <w:r>
-        <w:rPr>
-          <w:rFonts w:ascii="Garamond" w:hAnsi="Garamond"/>
-          <w:color w:val="FF0000"/>
-          <w:lang w:val="es-ES"/>
-        </w:rPr>
-        <w:t>S</w:t>
-      </w:r>
-      <w:r>
-        <w:rPr>
-          <w:rFonts w:ascii="Garamond" w:hAnsi="Garamond"/>
-          <w:color w:val="FF0000"/>
-          <w:lang w:val="es-ES"/>
-        </w:rPr>
-        <w:t>eñor</w:t>
-      </w:r>
-      <w:r>
-        <w:rPr>
-          <w:rFonts w:ascii="Garamond" w:hAnsi="Garamond"/>
+          <w:rFonts w:ascii="Brill" w:hAnsi="Brill"/>
+          <w:color w:val="FF0000"/>
+          <w:lang w:val="es-ES"/>
+        </w:rPr>
+        <w:t>¿Por qué razón fue el Nuestro Señor</w:t>
+      </w:r>
+      <w:r>
+        <w:rPr>
+          <w:rFonts w:ascii="Brill" w:hAnsi="Brill"/>
           <w:color w:val="FF0000"/>
         </w:rPr>
         <w:t xml:space="preserve"> a los infiernos </w:t>
       </w:r>
       <w:r>
         <w:rPr>
-          <w:rFonts w:ascii="Garamond" w:hAnsi="Garamond"/>
-          <w:color w:val="FF0000"/>
-        </w:rPr>
-        <w:t>despu</w:t>
-      </w:r>
-      <w:r>
-        <w:rPr>
-          <w:rFonts w:ascii="Garamond" w:hAnsi="Garamond"/>
-          <w:color w:val="FF0000"/>
-        </w:rPr>
-        <w:t>é</w:t>
-      </w:r>
-      <w:r>
-        <w:rPr>
-          <w:rFonts w:ascii="Garamond" w:hAnsi="Garamond"/>
-          <w:color w:val="FF0000"/>
-        </w:rPr>
-        <w:t xml:space="preserve">s </w:t>
-      </w:r>
-      <w:r>
-        <w:rPr>
-          <w:rFonts w:ascii="Garamond" w:hAnsi="Garamond"/>
+          <w:rFonts w:ascii="Brill" w:hAnsi="Brill"/>
+          <w:color w:val="FF0000"/>
+        </w:rPr>
+        <w:t xml:space="preserve">después </w:t>
+      </w:r>
+      <w:r>
+        <w:rPr>
+          <w:rFonts w:ascii="Brill" w:hAnsi="Brill"/>
           <w:color w:val="FF0000"/>
         </w:rPr>
         <w:t xml:space="preserve">que </w:t>
       </w:r>
       <w:r>
         <w:rPr>
-          <w:rFonts w:ascii="Garamond" w:hAnsi="Garamond"/>
-          <w:color w:val="FF0000"/>
-        </w:rPr>
-        <w:t>tom</w:t>
-      </w:r>
-      <w:r>
-        <w:rPr>
-          <w:rFonts w:ascii="Garamond" w:hAnsi="Garamond"/>
-          <w:color w:val="FF0000"/>
-        </w:rPr>
-        <w:t>ó</w:t>
-      </w:r>
-      <w:r>
-        <w:rPr>
-          <w:rFonts w:ascii="Garamond" w:hAnsi="Garamond"/>
-          <w:color w:val="FF0000"/>
-        </w:rPr>
-        <w:t xml:space="preserve"> </w:t>
-      </w:r>
-      <w:r>
-        <w:rPr>
-          <w:rFonts w:ascii="Garamond" w:hAnsi="Garamond"/>
+          <w:rFonts w:ascii="Brill" w:hAnsi="Brill"/>
+          <w:color w:val="FF0000"/>
+        </w:rPr>
+        <w:t xml:space="preserve">tomó </w:t>
+      </w:r>
+      <w:r>
+        <w:rPr>
+          <w:rFonts w:ascii="Brill" w:hAnsi="Brill"/>
           <w:color w:val="FF0000"/>
         </w:rPr>
         <w:t>muerte en la vera cruz</w:t>
       </w:r>
       <w:r>
         <w:rPr>
-          <w:rFonts w:ascii="Garamond" w:hAnsi="Garamond"/>
+          <w:rFonts w:ascii="Brill" w:hAnsi="Brill"/>
           <w:color w:val="FF0000"/>
           <w:lang w:val="es-ES"/>
         </w:rPr>
@@ -1227,48 +793,34 @@
     <w:p>
       <w:pPr>
         <w:rPr>
-          <w:rFonts w:ascii="Garamond" w:hAnsi="Garamond"/>
+          <w:rFonts w:ascii="Brill" w:hAnsi="Brill"/>
           <w:color w:val="FF0000"/>
           <w:lang w:val="es-ES"/>
         </w:rPr>
       </w:pPr>
       <w:r>
         <w:rPr>
-          <w:rFonts w:ascii="Garamond" w:hAnsi="Garamond"/>
+          <w:rFonts w:ascii="Brill" w:hAnsi="Brill"/>
         </w:rPr>
         <w:t>E: 82r</w:t>
       </w:r>
       <w:r>
         <w:rPr>
-          <w:rFonts w:ascii="Garamond" w:hAnsi="Garamond"/>
+          <w:rFonts w:ascii="Brill" w:hAnsi="Brill"/>
           <w:color w:val="FF0000"/>
         </w:rPr>
         <w:t xml:space="preserve"> </w:t>
       </w:r>
       <w:r>
         <w:rPr>
-          <w:rFonts w:ascii="Garamond" w:hAnsi="Garamond"/>
-          <w:color w:val="FF0000"/>
-        </w:rPr>
-        <w:t>Cap</w:t>
-      </w:r>
-      <w:r>
-        <w:rPr>
-          <w:rFonts w:ascii="Garamond" w:hAnsi="Garamond"/>
-          <w:color w:val="FF0000"/>
-        </w:rPr>
-        <w:t>í</w:t>
-      </w:r>
-      <w:r>
-        <w:rPr>
-          <w:rFonts w:ascii="Garamond" w:hAnsi="Garamond"/>
-          <w:color w:val="FF0000"/>
-        </w:rPr>
-        <w:t xml:space="preserve">tulo </w:t>
-      </w:r>
-      <w:r>
-        <w:rPr>
-          <w:rFonts w:ascii="Garamond" w:hAnsi="Garamond"/>
+          <w:rFonts w:ascii="Brill" w:hAnsi="Brill"/>
+          <w:color w:val="FF0000"/>
+        </w:rPr>
+        <w:t xml:space="preserve">Capítulo </w:t>
+      </w:r>
+      <w:r>
+        <w:rPr>
+          <w:rFonts w:ascii="Brill" w:hAnsi="Brill"/>
           <w:smallCaps/>
           <w:color w:val="FF0000"/>
         </w:rPr>
@@ -1276,164 +828,64 @@
       </w:r>
       <w:r>
         <w:rPr>
-          <w:rFonts w:ascii="Garamond" w:hAnsi="Garamond"/>
+          <w:rFonts w:ascii="Brill" w:hAnsi="Brill"/>
           <w:color w:val="FF0000"/>
         </w:rPr>
         <w:t>.</w:t>
       </w:r>
       <w:r>
         <w:rPr>
-          <w:rFonts w:ascii="Garamond" w:hAnsi="Garamond"/>
+          <w:rFonts w:ascii="Brill" w:hAnsi="Brill"/>
           <w:color w:val="FF0000"/>
         </w:rPr>
         <w:t xml:space="preserve"> </w:t>
       </w:r>
       <w:r>
         <w:rPr>
-          <w:rFonts w:ascii="Garamond" w:hAnsi="Garamond"/>
-          <w:color w:val="FF0000"/>
-          <w:lang w:val="es-ES"/>
-        </w:rPr>
-        <w:t>¿P</w:t>
-      </w:r>
-      <w:r>
-        <w:rPr>
-          <w:rFonts w:ascii="Garamond" w:hAnsi="Garamond"/>
-          <w:color w:val="FF0000"/>
-          <w:lang w:val="es-ES"/>
-        </w:rPr>
-        <w:t>or qu</w:t>
-      </w:r>
-      <w:r>
-        <w:rPr>
-          <w:rFonts w:ascii="Garamond" w:hAnsi="Garamond"/>
-          <w:color w:val="FF0000"/>
-          <w:lang w:val="es-ES"/>
-        </w:rPr>
-        <w:t>é</w:t>
-      </w:r>
-      <w:r>
-        <w:rPr>
-          <w:rFonts w:ascii="Garamond" w:hAnsi="Garamond"/>
-          <w:color w:val="FF0000"/>
-          <w:lang w:val="es-ES"/>
-        </w:rPr>
-        <w:t xml:space="preserve"> raz</w:t>
-      </w:r>
-      <w:r>
-        <w:rPr>
-          <w:rFonts w:ascii="Garamond" w:hAnsi="Garamond"/>
-          <w:color w:val="FF0000"/>
-          <w:lang w:val="es-ES"/>
-        </w:rPr>
-        <w:t>ó</w:t>
-      </w:r>
-      <w:r>
-        <w:rPr>
-          <w:rFonts w:ascii="Garamond" w:hAnsi="Garamond"/>
-          <w:color w:val="FF0000"/>
-          <w:lang w:val="es-ES"/>
-        </w:rPr>
-        <w:t xml:space="preserve">n fue </w:t>
-      </w:r>
-      <w:r>
-        <w:rPr>
-          <w:rFonts w:ascii="Garamond" w:hAnsi="Garamond"/>
-          <w:color w:val="FF0000"/>
-          <w:lang w:val="es-ES"/>
-        </w:rPr>
-        <w:t>N</w:t>
-      </w:r>
-      <w:r>
-        <w:rPr>
-          <w:rFonts w:ascii="Garamond" w:hAnsi="Garamond"/>
-          <w:color w:val="FF0000"/>
-          <w:lang w:val="es-ES"/>
-        </w:rPr>
-        <w:t xml:space="preserve">uestro </w:t>
-      </w:r>
-      <w:r>
-        <w:rPr>
-          <w:rFonts w:ascii="Garamond" w:hAnsi="Garamond"/>
-          <w:color w:val="FF0000"/>
-          <w:lang w:val="es-ES"/>
-        </w:rPr>
-        <w:t>S</w:t>
-      </w:r>
-      <w:r>
-        <w:rPr>
-          <w:rFonts w:ascii="Garamond" w:hAnsi="Garamond"/>
-          <w:color w:val="FF0000"/>
-          <w:lang w:val="es-ES"/>
-        </w:rPr>
-        <w:t>eñor</w:t>
-      </w:r>
-      <w:r>
-        <w:rPr>
-          <w:rFonts w:ascii="Garamond" w:hAnsi="Garamond"/>
+          <w:rFonts w:ascii="Brill" w:hAnsi="Brill"/>
+          <w:color w:val="FF0000"/>
+          <w:lang w:val="es-ES"/>
+        </w:rPr>
+        <w:t>¿Por qué razón fue Nuestro Señor</w:t>
+      </w:r>
+      <w:r>
+        <w:rPr>
+          <w:rFonts w:ascii="Brill" w:hAnsi="Brill"/>
           <w:color w:val="FF0000"/>
         </w:rPr>
         <w:t xml:space="preserve"> a los infiernos </w:t>
       </w:r>
       <w:r>
         <w:rPr>
-          <w:rFonts w:ascii="Garamond" w:hAnsi="Garamond"/>
-          <w:color w:val="FF0000"/>
-        </w:rPr>
-        <w:t>despu</w:t>
-      </w:r>
-      <w:r>
-        <w:rPr>
-          <w:rFonts w:ascii="Garamond" w:hAnsi="Garamond"/>
-          <w:color w:val="FF0000"/>
-        </w:rPr>
-        <w:t>é</w:t>
-      </w:r>
-      <w:r>
-        <w:rPr>
-          <w:rFonts w:ascii="Garamond" w:hAnsi="Garamond"/>
-          <w:color w:val="FF0000"/>
-        </w:rPr>
-        <w:t xml:space="preserve">s </w:t>
-      </w:r>
-      <w:r>
-        <w:rPr>
-          <w:rFonts w:ascii="Garamond" w:hAnsi="Garamond"/>
+          <w:rFonts w:ascii="Brill" w:hAnsi="Brill"/>
+          <w:color w:val="FF0000"/>
+        </w:rPr>
+        <w:t xml:space="preserve">después </w:t>
+      </w:r>
+      <w:r>
+        <w:rPr>
+          <w:rFonts w:ascii="Brill" w:hAnsi="Brill"/>
           <w:color w:val="FF0000"/>
         </w:rPr>
         <w:t xml:space="preserve">que </w:t>
       </w:r>
       <w:r>
         <w:rPr>
-          <w:rFonts w:ascii="Garamond" w:hAnsi="Garamond"/>
-          <w:color w:val="FF0000"/>
-        </w:rPr>
-        <w:t>tom</w:t>
-      </w:r>
-      <w:r>
-        <w:rPr>
-          <w:rFonts w:ascii="Garamond" w:hAnsi="Garamond"/>
-          <w:color w:val="FF0000"/>
-        </w:rPr>
-        <w:t>ó</w:t>
-      </w:r>
-      <w:r>
-        <w:rPr>
-          <w:rFonts w:ascii="Garamond" w:hAnsi="Garamond"/>
-          <w:color w:val="FF0000"/>
-        </w:rPr>
-        <w:t xml:space="preserve"> </w:t>
-      </w:r>
-      <w:r>
-        <w:rPr>
-          <w:rFonts w:ascii="Garamond" w:hAnsi="Garamond"/>
+          <w:rFonts w:ascii="Brill" w:hAnsi="Brill"/>
+          <w:color w:val="FF0000"/>
+        </w:rPr>
+        <w:t xml:space="preserve">tomó </w:t>
+      </w:r>
+      <w:r>
+        <w:rPr>
+          <w:rFonts w:ascii="Brill" w:hAnsi="Brill"/>
           <w:color w:val="FF0000"/>
         </w:rPr>
         <w:t>muerte en la vera cruz</w:t>
       </w:r>
       <w:r>
         <w:rPr>
-          <w:rFonts w:ascii="Garamond" w:hAnsi="Garamond"/>
+          <w:rFonts w:ascii="Brill" w:hAnsi="Brill"/>
           <w:color w:val="FF0000"/>
           <w:lang w:val="es-ES"/>
         </w:rPr>
@@ -1443,7 +895,7 @@
     <w:p>
       <w:pPr>
         <w:rPr>
-          <w:rFonts w:ascii="Garamond" w:eastAsia="Aptos" w:hAnsi="Garamond" w:cs="Times New Roman (Corps CS)"/>
+          <w:rFonts w:ascii="Brill" w:eastAsia="Aptos" w:hAnsi="Brill" w:cs="Times New Roman (Corps CS)"/>
           <w:color w:val="FF0000"/>
           <w:kern w:val="2"/>
           <w:lang w:val="fr-FR"/>
@@ -1452,7 +904,7 @@
       </w:pPr>
       <w:r>
         <w:rPr>
-          <w:rFonts w:ascii="Garamond" w:eastAsia="Aptos" w:hAnsi="Garamond" w:cs="Times New Roman (Corps CS)"/>
+          <w:rFonts w:ascii="Brill" w:eastAsia="Aptos" w:hAnsi="Brill" w:cs="Times New Roman (Corps CS)"/>
           <w:kern w:val="2"/>
           <w:lang w:val="fr-FR"/>
           <w14:ligatures w14:val="standardContextual"/>
@@ -1461,7 +913,7 @@
       </w:r>
       <w:r>
         <w:rPr>
-          <w:rFonts w:ascii="Garamond" w:eastAsia="Aptos" w:hAnsi="Garamond" w:cs="Times New Roman (Corps CS)"/>
+          <w:rFonts w:ascii="Brill" w:eastAsia="Aptos" w:hAnsi="Brill" w:cs="Times New Roman (Corps CS)"/>
           <w:color w:val="FF0000"/>
           <w:kern w:val="2"/>
           <w:lang w:val="fr-FR"/>
@@ -1471,7 +923,7 @@
       </w:r>
       <w:r>
         <w:rPr>
-          <w:rFonts w:ascii="Garamond" w:eastAsia="Aptos" w:hAnsi="Garamond" w:cs="Times New Roman (Corps CS)"/>
+          <w:rFonts w:ascii="Brill" w:eastAsia="Aptos" w:hAnsi="Brill" w:cs="Times New Roman (Corps CS)"/>
           <w:smallCaps/>
           <w:color w:val="FF0000"/>
           <w:kern w:val="2"/>
@@ -1482,7 +934,7 @@
       </w:r>
       <w:r>
         <w:rPr>
-          <w:rFonts w:ascii="Garamond" w:eastAsia="Aptos" w:hAnsi="Garamond" w:cs="Times New Roman (Corps CS)"/>
+          <w:rFonts w:ascii="Brill" w:eastAsia="Aptos" w:hAnsi="Brill" w:cs="Times New Roman (Corps CS)"/>
           <w:color w:val="FF0000"/>
           <w:kern w:val="2"/>
           <w:lang w:val="fr-FR"/>
@@ -1494,26 +946,26 @@
     <w:p>
       <w:pPr>
         <w:rPr>
-          <w:rFonts w:ascii="Garamond" w:hAnsi="Garamond"/>
+          <w:rFonts w:ascii="Brill" w:hAnsi="Brill"/>
         </w:rPr>
       </w:pPr>
       <w:r>
         <w:rPr>
-          <w:rFonts w:ascii="Garamond" w:hAnsi="Garamond"/>
+          <w:rFonts w:ascii="Brill" w:hAnsi="Brill"/>
           <w:lang w:val="es-ES"/>
         </w:rPr>
         <w:t xml:space="preserve">G: </w:t>
       </w:r>
       <w:r>
         <w:rPr>
-          <w:rFonts w:ascii="Garamond" w:hAnsi="Garamond"/>
+          <w:rFonts w:ascii="Brill" w:hAnsi="Brill"/>
           <w:lang w:val="es-ES"/>
         </w:rPr>
         <w:t>72v</w:t>
       </w:r>
       <w:r>
         <w:rPr>
-          <w:rFonts w:ascii="Garamond" w:hAnsi="Garamond"/>
+          <w:rFonts w:ascii="Brill" w:hAnsi="Brill"/>
           <w:color w:val="FF0000"/>
           <w:lang w:val="es-ES"/>
         </w:rPr>
@@ -1521,14 +973,14 @@
       </w:r>
       <w:r>
         <w:rPr>
-          <w:rFonts w:ascii="Garamond" w:hAnsi="Garamond"/>
+          <w:rFonts w:ascii="Brill" w:hAnsi="Brill"/>
           <w:color w:val="FF0000"/>
         </w:rPr>
         <w:t>Respuesta del maestro</w:t>
       </w:r>
       <w:r>
         <w:rPr>
-          <w:rFonts w:ascii="Garamond" w:hAnsi="Garamond"/>
+          <w:rFonts w:ascii="Brill" w:hAnsi="Brill"/>
           <w:color w:val="FF0000"/>
           <w:lang w:val="es-ES"/>
         </w:rPr>
@@ -1536,7 +988,7 @@
       </w:r>
       <w:r>
         <w:rPr>
-          <w:rFonts w:ascii="Garamond" w:hAnsi="Garamond"/>
+          <w:rFonts w:ascii="Brill" w:hAnsi="Brill"/>
           <w:lang w:val="es-ES"/>
         </w:rPr>
         <w:t>(después de la pregunta)</w:t>
@@ -1545,27 +997,27 @@
     <w:p>
       <w:pPr>
         <w:rPr>
-          <w:rFonts w:ascii="Garamond" w:hAnsi="Garamond"/>
+          <w:rFonts w:ascii="Brill" w:hAnsi="Brill"/>
           <w:color w:val="FF0000"/>
           <w:lang w:val="es-ES"/>
         </w:rPr>
       </w:pPr>
       <w:r>
         <w:rPr>
-          <w:rFonts w:ascii="Garamond" w:hAnsi="Garamond"/>
+          <w:rFonts w:ascii="Brill" w:hAnsi="Brill"/>
           <w:lang w:val="es-ES"/>
         </w:rPr>
         <w:t xml:space="preserve">H: </w:t>
       </w:r>
       <w:r>
         <w:rPr>
-          <w:rFonts w:ascii="Garamond" w:hAnsi="Garamond"/>
+          <w:rFonts w:ascii="Brill" w:hAnsi="Brill"/>
         </w:rPr>
         <w:t>21r</w:t>
       </w:r>
       <w:r>
         <w:rPr>
-          <w:rFonts w:ascii="Garamond" w:hAnsi="Garamond"/>
+          <w:rFonts w:ascii="Brill" w:hAnsi="Brill"/>
           <w:color w:val="FF0000"/>
           <w:lang w:val="es-ES"/>
         </w:rPr>
@@ -1573,28 +1025,28 @@
       </w:r>
       <w:r>
         <w:rPr>
-          <w:rFonts w:ascii="Garamond" w:hAnsi="Garamond"/>
+          <w:rFonts w:ascii="Brill" w:hAnsi="Brill"/>
           <w:color w:val="FF0000"/>
         </w:rPr>
         <w:t>Cap</w:t>
       </w:r>
       <w:r>
         <w:rPr>
-          <w:rFonts w:ascii="Garamond" w:hAnsi="Garamond"/>
+          <w:rFonts w:ascii="Brill" w:hAnsi="Brill"/>
           <w:color w:val="FF0000"/>
         </w:rPr>
         <w:t>í</w:t>
       </w:r>
       <w:r>
         <w:rPr>
-          <w:rFonts w:ascii="Garamond" w:hAnsi="Garamond"/>
+          <w:rFonts w:ascii="Brill" w:hAnsi="Brill"/>
           <w:color w:val="FF0000"/>
         </w:rPr>
         <w:t xml:space="preserve">tulo </w:t>
       </w:r>
       <w:r>
         <w:rPr>
-          <w:rFonts w:ascii="Garamond" w:hAnsi="Garamond"/>
+          <w:rFonts w:ascii="Brill" w:hAnsi="Brill"/>
           <w:smallCaps/>
           <w:color w:val="FF0000"/>
         </w:rPr>
@@ -1602,7 +1054,7 @@
       </w:r>
       <w:r>
         <w:rPr>
-          <w:rFonts w:ascii="Garamond" w:hAnsi="Garamond"/>
+          <w:rFonts w:ascii="Brill" w:hAnsi="Brill"/>
           <w:smallCaps/>
           <w:color w:val="FF0000"/>
           <w:lang w:val="es-ES"/>
@@ -1611,164 +1063,64 @@
       </w:r>
       <w:r>
         <w:rPr>
-          <w:rFonts w:ascii="Garamond" w:hAnsi="Garamond"/>
+          <w:rFonts w:ascii="Brill" w:hAnsi="Brill"/>
           <w:color w:val="FF0000"/>
         </w:rPr>
         <w:t xml:space="preserve"> </w:t>
       </w:r>
       <w:r>
         <w:rPr>
-          <w:rFonts w:ascii="Garamond" w:hAnsi="Garamond"/>
-          <w:color w:val="FF0000"/>
-          <w:lang w:val="es-ES"/>
-        </w:rPr>
-        <w:t>¿P</w:t>
-      </w:r>
-      <w:r>
-        <w:rPr>
-          <w:rFonts w:ascii="Garamond" w:hAnsi="Garamond"/>
-          <w:color w:val="FF0000"/>
-          <w:lang w:val="es-ES"/>
-        </w:rPr>
-        <w:t>or qu</w:t>
-      </w:r>
-      <w:r>
-        <w:rPr>
-          <w:rFonts w:ascii="Garamond" w:hAnsi="Garamond"/>
-          <w:color w:val="FF0000"/>
-          <w:lang w:val="es-ES"/>
-        </w:rPr>
-        <w:t>é</w:t>
-      </w:r>
-      <w:r>
-        <w:rPr>
-          <w:rFonts w:ascii="Garamond" w:hAnsi="Garamond"/>
-          <w:color w:val="FF0000"/>
-          <w:lang w:val="es-ES"/>
-        </w:rPr>
-        <w:t xml:space="preserve"> raz</w:t>
-      </w:r>
-      <w:r>
-        <w:rPr>
-          <w:rFonts w:ascii="Garamond" w:hAnsi="Garamond"/>
-          <w:color w:val="FF0000"/>
-          <w:lang w:val="es-ES"/>
-        </w:rPr>
-        <w:t>ó</w:t>
-      </w:r>
-      <w:r>
-        <w:rPr>
-          <w:rFonts w:ascii="Garamond" w:hAnsi="Garamond"/>
-          <w:color w:val="FF0000"/>
-          <w:lang w:val="es-ES"/>
-        </w:rPr>
-        <w:t xml:space="preserve">n fue </w:t>
-      </w:r>
-      <w:r>
-        <w:rPr>
-          <w:rFonts w:ascii="Garamond" w:hAnsi="Garamond"/>
-          <w:color w:val="FF0000"/>
-          <w:lang w:val="es-ES"/>
-        </w:rPr>
-        <w:t>N</w:t>
-      </w:r>
-      <w:r>
-        <w:rPr>
-          <w:rFonts w:ascii="Garamond" w:hAnsi="Garamond"/>
-          <w:color w:val="FF0000"/>
-          <w:lang w:val="es-ES"/>
-        </w:rPr>
-        <w:t xml:space="preserve">uestro </w:t>
-      </w:r>
-      <w:r>
-        <w:rPr>
-          <w:rFonts w:ascii="Garamond" w:hAnsi="Garamond"/>
-          <w:color w:val="FF0000"/>
-          <w:lang w:val="es-ES"/>
-        </w:rPr>
-        <w:t>S</w:t>
-      </w:r>
-      <w:r>
-        <w:rPr>
-          <w:rFonts w:ascii="Garamond" w:hAnsi="Garamond"/>
-          <w:color w:val="FF0000"/>
-          <w:lang w:val="es-ES"/>
-        </w:rPr>
-        <w:t>eñor</w:t>
-      </w:r>
-      <w:r>
-        <w:rPr>
-          <w:rFonts w:ascii="Garamond" w:hAnsi="Garamond"/>
+          <w:rFonts w:ascii="Brill" w:hAnsi="Brill"/>
+          <w:color w:val="FF0000"/>
+          <w:lang w:val="es-ES"/>
+        </w:rPr>
+        <w:t>¿Por qué razón fue Nuestro Señor</w:t>
+      </w:r>
+      <w:r>
+        <w:rPr>
+          <w:rFonts w:ascii="Brill" w:hAnsi="Brill"/>
           <w:color w:val="FF0000"/>
         </w:rPr>
         <w:t xml:space="preserve"> </w:t>
       </w:r>
       <w:r>
         <w:rPr>
-          <w:rFonts w:ascii="Garamond" w:hAnsi="Garamond"/>
+          <w:rFonts w:ascii="Brill" w:hAnsi="Brill"/>
           <w:color w:val="FF0000"/>
         </w:rPr>
         <w:t xml:space="preserve">a los infiernos </w:t>
       </w:r>
       <w:r>
         <w:rPr>
-          <w:rFonts w:ascii="Garamond" w:hAnsi="Garamond"/>
-          <w:color w:val="FF0000"/>
-        </w:rPr>
-        <w:t>despu</w:t>
-      </w:r>
-      <w:r>
-        <w:rPr>
-          <w:rFonts w:ascii="Garamond" w:hAnsi="Garamond"/>
-          <w:color w:val="FF0000"/>
-        </w:rPr>
-        <w:t>é</w:t>
-      </w:r>
-      <w:r>
-        <w:rPr>
-          <w:rFonts w:ascii="Garamond" w:hAnsi="Garamond"/>
-          <w:color w:val="FF0000"/>
-        </w:rPr>
-        <w:t xml:space="preserve">s </w:t>
-      </w:r>
-      <w:r>
-        <w:rPr>
-          <w:rFonts w:ascii="Garamond" w:hAnsi="Garamond"/>
+          <w:rFonts w:ascii="Brill" w:hAnsi="Brill"/>
+          <w:color w:val="FF0000"/>
+        </w:rPr>
+        <w:t xml:space="preserve">después </w:t>
+      </w:r>
+      <w:r>
+        <w:rPr>
+          <w:rFonts w:ascii="Brill" w:hAnsi="Brill"/>
           <w:color w:val="FF0000"/>
         </w:rPr>
         <w:t xml:space="preserve">que </w:t>
       </w:r>
       <w:r>
         <w:rPr>
-          <w:rFonts w:ascii="Garamond" w:hAnsi="Garamond"/>
-          <w:color w:val="FF0000"/>
-        </w:rPr>
-        <w:t>tom</w:t>
-      </w:r>
-      <w:r>
-        <w:rPr>
-          <w:rFonts w:ascii="Garamond" w:hAnsi="Garamond"/>
-          <w:color w:val="FF0000"/>
-        </w:rPr>
-        <w:t>ó</w:t>
-      </w:r>
-      <w:r>
-        <w:rPr>
-          <w:rFonts w:ascii="Garamond" w:hAnsi="Garamond"/>
-          <w:color w:val="FF0000"/>
-        </w:rPr>
-        <w:t xml:space="preserve"> </w:t>
-      </w:r>
-      <w:r>
-        <w:rPr>
-          <w:rFonts w:ascii="Garamond" w:hAnsi="Garamond"/>
+          <w:rFonts w:ascii="Brill" w:hAnsi="Brill"/>
+          <w:color w:val="FF0000"/>
+        </w:rPr>
+        <w:t xml:space="preserve">tomó </w:t>
+      </w:r>
+      <w:r>
+        <w:rPr>
+          <w:rFonts w:ascii="Brill" w:hAnsi="Brill"/>
           <w:color w:val="FF0000"/>
         </w:rPr>
         <w:t>muerte en la cruz</w:t>
       </w:r>
       <w:r>
         <w:rPr>
-          <w:rFonts w:ascii="Garamond" w:hAnsi="Garamond"/>
+          <w:rFonts w:ascii="Brill" w:hAnsi="Brill"/>
           <w:color w:val="FF0000"/>
           <w:lang w:val="es-ES"/>
         </w:rPr>
@@ -1778,7 +1130,7 @@
     <w:p>
       <w:pPr>
         <w:rPr>
-          <w:rFonts w:ascii="Garamond" w:hAnsi="Garamond" w:cs="Times New Roman (Corps CS)"/>
+          <w:rFonts w:ascii="Brill" w:hAnsi="Brill" w:cs="Times New Roman (Corps CS)"/>
           <w:color w:val="FF0000"/>
           <w:kern w:val="2"/>
           <w14:ligatures w14:val="standardContextual"/>
@@ -1786,7 +1138,7 @@
       </w:pPr>
       <w:r>
         <w:rPr>
-          <w:rFonts w:ascii="Garamond" w:hAnsi="Garamond" w:cs="Times New Roman (Corps CS)"/>
+          <w:rFonts w:ascii="Brill" w:hAnsi="Brill" w:cs="Times New Roman (Corps CS)"/>
           <w:kern w:val="2"/>
           <w:lang w:val="es-ES"/>
           <w14:ligatures w14:val="standardContextual"/>
@@ -1795,7 +1147,7 @@
       </w:r>
       <w:r>
         <w:rPr>
-          <w:rFonts w:ascii="Garamond" w:hAnsi="Garamond" w:cs="Times New Roman (Corps CS)"/>
+          <w:rFonts w:ascii="Brill" w:hAnsi="Brill" w:cs="Times New Roman (Corps CS)"/>
           <w:color w:val="FF0000"/>
           <w:kern w:val="2"/>
           <w:lang w:val="es-ES"/>
@@ -1805,7 +1157,7 @@
       </w:r>
       <w:r>
         <w:rPr>
-          <w:rFonts w:ascii="Garamond" w:hAnsi="Garamond" w:cs="Times New Roman (Corps CS)"/>
+          <w:rFonts w:ascii="Brill" w:hAnsi="Brill" w:cs="Times New Roman (Corps CS)"/>
           <w:color w:val="FF0000"/>
           <w:kern w:val="2"/>
           <w14:ligatures w14:val="standardContextual"/>
@@ -1814,7 +1166,7 @@
       </w:r>
       <w:r>
         <w:rPr>
-          <w:rFonts w:ascii="Garamond" w:hAnsi="Garamond" w:cs="Times New Roman (Corps CS)"/>
+          <w:rFonts w:ascii="Brill" w:hAnsi="Brill" w:cs="Times New Roman (Corps CS)"/>
           <w:color w:val="FF0000"/>
           <w:kern w:val="2"/>
           <w:lang w:val="es-ES"/>
@@ -1824,7 +1176,7 @@
       </w:r>
       <w:r>
         <w:rPr>
-          <w:rFonts w:ascii="Garamond" w:hAnsi="Garamond" w:cs="Times New Roman (Corps CS)"/>
+          <w:rFonts w:ascii="Brill" w:hAnsi="Brill" w:cs="Times New Roman (Corps CS)"/>
           <w:color w:val="FF0000"/>
           <w:kern w:val="2"/>
           <w14:ligatures w14:val="standardContextual"/>
@@ -1833,7 +1185,7 @@
       </w:r>
       <w:r>
         <w:rPr>
-          <w:rFonts w:ascii="Garamond" w:hAnsi="Garamond" w:cs="Times New Roman (Corps CS)"/>
+          <w:rFonts w:ascii="Brill" w:hAnsi="Brill" w:cs="Times New Roman (Corps CS)"/>
           <w:color w:val="FF0000"/>
           <w:kern w:val="2"/>
           <w:lang w:val="es-ES"/>
@@ -1843,7 +1195,7 @@
       </w:r>
       <w:r>
         <w:rPr>
-          <w:rFonts w:ascii="Garamond" w:hAnsi="Garamond" w:cs="Times New Roman (Corps CS)"/>
+          <w:rFonts w:ascii="Brill" w:hAnsi="Brill" w:cs="Times New Roman (Corps CS)"/>
           <w:color w:val="FF0000"/>
           <w:kern w:val="2"/>
           <w14:ligatures w14:val="standardContextual"/>
@@ -1852,7 +1204,7 @@
       </w:r>
       <w:r>
         <w:rPr>
-          <w:rFonts w:ascii="Garamond" w:hAnsi="Garamond" w:cs="Times New Roman (Corps CS)"/>
+          <w:rFonts w:ascii="Brill" w:hAnsi="Brill" w:cs="Times New Roman (Corps CS)"/>
           <w:color w:val="FF0000"/>
           <w:kern w:val="2"/>
           <w:lang w:val="es-ES"/>
@@ -1862,7 +1214,7 @@
       </w:r>
       <w:r>
         <w:rPr>
-          <w:rFonts w:ascii="Garamond" w:hAnsi="Garamond" w:cs="Times New Roman (Corps CS)"/>
+          <w:rFonts w:ascii="Brill" w:hAnsi="Brill" w:cs="Times New Roman (Corps CS)"/>
           <w:color w:val="FF0000"/>
           <w:kern w:val="2"/>
           <w14:ligatures w14:val="standardContextual"/>
@@ -1871,7 +1223,7 @@
       </w:r>
       <w:r>
         <w:rPr>
-          <w:rFonts w:ascii="Garamond" w:hAnsi="Garamond" w:cs="Times New Roman (Corps CS)"/>
+          <w:rFonts w:ascii="Brill" w:hAnsi="Brill" w:cs="Times New Roman (Corps CS)"/>
           <w:color w:val="FF0000"/>
           <w:kern w:val="2"/>
           <w:lang w:val="es-ES"/>
@@ -1881,7 +1233,7 @@
       </w:r>
       <w:r>
         <w:rPr>
-          <w:rFonts w:ascii="Garamond" w:hAnsi="Garamond" w:cs="Times New Roman (Corps CS)"/>
+          <w:rFonts w:ascii="Brill" w:hAnsi="Brill" w:cs="Times New Roman (Corps CS)"/>
           <w:color w:val="FF0000"/>
           <w:kern w:val="2"/>
           <w14:ligatures w14:val="standardContextual"/>
@@ -1890,7 +1242,7 @@
       </w:r>
       <w:r>
         <w:rPr>
-          <w:rFonts w:ascii="Garamond" w:hAnsi="Garamond" w:cs="Times New Roman (Corps CS)"/>
+          <w:rFonts w:ascii="Brill" w:hAnsi="Brill" w:cs="Times New Roman (Corps CS)"/>
           <w:color w:val="FF0000"/>
           <w:kern w:val="2"/>
           <w:lang w:val="es-ES"/>
@@ -1900,7 +1252,7 @@
       </w:r>
       <w:r>
         <w:rPr>
-          <w:rFonts w:ascii="Garamond" w:hAnsi="Garamond" w:cs="Times New Roman (Corps CS)"/>
+          <w:rFonts w:ascii="Brill" w:hAnsi="Brill" w:cs="Times New Roman (Corps CS)"/>
           <w:color w:val="FF0000"/>
           <w:kern w:val="2"/>
           <w14:ligatures w14:val="standardContextual"/>
@@ -1911,7 +1263,7 @@
     <w:p>
       <w:pPr>
         <w:rPr>
-          <w:rFonts w:ascii="Garamond" w:hAnsi="Garamond" w:cs="Times New Roman (Corps CS)"/>
+          <w:rFonts w:ascii="Brill" w:hAnsi="Brill" w:cs="Times New Roman (Corps CS)"/>
           <w:color w:val="FF0000"/>
           <w:kern w:val="2"/>
           <w14:ligatures w14:val="standardContextual"/>
@@ -1919,7 +1271,7 @@
       </w:pPr>
       <w:r>
         <w:rPr>
-          <w:rFonts w:ascii="Garamond" w:hAnsi="Garamond" w:cs="Times New Roman (Corps CS)"/>
+          <w:rFonts w:ascii="Brill" w:hAnsi="Brill" w:cs="Times New Roman (Corps CS)"/>
           <w:kern w:val="2"/>
           <w:lang w:val="es-ES"/>
           <w14:ligatures w14:val="standardContextual"/>
@@ -1928,7 +1280,7 @@
       </w:r>
       <w:r>
         <w:rPr>
-          <w:rFonts w:ascii="Garamond" w:hAnsi="Garamond" w:cs="Times New Roman (Corps CS)"/>
+          <w:rFonts w:ascii="Brill" w:hAnsi="Brill" w:cs="Times New Roman (Corps CS)"/>
           <w:kern w:val="2"/>
           <w14:ligatures w14:val="standardContextual"/>
         </w:rPr>
@@ -1936,7 +1288,7 @@
       </w:r>
       <w:r>
         <w:rPr>
-          <w:rFonts w:ascii="Garamond" w:hAnsi="Garamond" w:cs="Times New Roman (Corps CS)"/>
+          <w:rFonts w:ascii="Brill" w:hAnsi="Brill" w:cs="Times New Roman (Corps CS)"/>
           <w:color w:val="FF0000"/>
           <w:kern w:val="2"/>
           <w14:ligatures w14:val="standardContextual"/>
@@ -1945,7 +1297,7 @@
       </w:r>
       <w:r>
         <w:rPr>
-          <w:rFonts w:ascii="Garamond" w:hAnsi="Garamond" w:cs="Times New Roman (Corps CS)"/>
+          <w:rFonts w:ascii="Brill" w:hAnsi="Brill" w:cs="Times New Roman (Corps CS)"/>
           <w:smallCaps/>
           <w:color w:val="FF0000"/>
           <w:kern w:val="2"/>
@@ -1955,7 +1307,7 @@
       </w:r>
       <w:r>
         <w:rPr>
-          <w:rFonts w:ascii="Garamond" w:hAnsi="Garamond" w:cs="Times New Roman (Corps CS)"/>
+          <w:rFonts w:ascii="Brill" w:hAnsi="Brill" w:cs="Times New Roman (Corps CS)"/>
           <w:smallCaps/>
           <w:color w:val="FF0000"/>
           <w:kern w:val="2"/>
@@ -1966,7 +1318,7 @@
       </w:r>
       <w:r>
         <w:rPr>
-          <w:rFonts w:ascii="Garamond" w:hAnsi="Garamond" w:cs="Times New Roman (Corps CS)"/>
+          <w:rFonts w:ascii="Brill" w:hAnsi="Brill" w:cs="Times New Roman (Corps CS)"/>
           <w:color w:val="FF0000"/>
           <w:kern w:val="2"/>
           <w:vertAlign w:val="superscript"/>
@@ -1976,7 +1328,7 @@
       </w:r>
       <w:r>
         <w:rPr>
-          <w:rFonts w:ascii="Garamond" w:hAnsi="Garamond" w:cs="Times New Roman (Corps CS)"/>
+          <w:rFonts w:ascii="Brill" w:hAnsi="Brill" w:cs="Times New Roman (Corps CS)"/>
           <w:color w:val="FF0000"/>
           <w:kern w:val="2"/>
           <w:lang w:val="es-ES"/>
@@ -1986,7 +1338,7 @@
       </w:r>
       <w:r>
         <w:rPr>
-          <w:rFonts w:ascii="Garamond" w:hAnsi="Garamond" w:cs="Times New Roman (Corps CS)"/>
+          <w:rFonts w:ascii="Brill" w:hAnsi="Brill" w:cs="Times New Roman (Corps CS)"/>
           <w:color w:val="FF0000"/>
           <w:kern w:val="2"/>
           <w14:ligatures w14:val="standardContextual"/>
@@ -1995,7 +1347,7 @@
       </w:r>
       <w:r>
         <w:rPr>
-          <w:rFonts w:ascii="Garamond" w:hAnsi="Garamond" w:cs="Times New Roman (Corps CS)"/>
+          <w:rFonts w:ascii="Brill" w:hAnsi="Brill" w:cs="Times New Roman (Corps CS)"/>
           <w:color w:val="FF0000"/>
           <w:kern w:val="2"/>
           <w:lang w:val="es-ES"/>
@@ -2005,7 +1357,7 @@
       </w:r>
       <w:r>
         <w:rPr>
-          <w:rFonts w:ascii="Garamond" w:hAnsi="Garamond" w:cs="Times New Roman (Corps CS)"/>
+          <w:rFonts w:ascii="Brill" w:hAnsi="Brill" w:cs="Times New Roman (Corps CS)"/>
           <w:color w:val="FF0000"/>
           <w:kern w:val="2"/>
           <w14:ligatures w14:val="standardContextual"/>
@@ -2014,7 +1366,7 @@
       </w:r>
       <w:r>
         <w:rPr>
-          <w:rFonts w:ascii="Garamond" w:hAnsi="Garamond" w:cs="Times New Roman (Corps CS)"/>
+          <w:rFonts w:ascii="Brill" w:hAnsi="Brill" w:cs="Times New Roman (Corps CS)"/>
           <w:color w:val="FF0000"/>
           <w:kern w:val="2"/>
           <w:lang w:val="es-ES"/>
@@ -2024,7 +1376,7 @@
       </w:r>
       <w:r>
         <w:rPr>
-          <w:rFonts w:ascii="Garamond" w:hAnsi="Garamond" w:cs="Times New Roman (Corps CS)"/>
+          <w:rFonts w:ascii="Brill" w:hAnsi="Brill" w:cs="Times New Roman (Corps CS)"/>
           <w:color w:val="FF0000"/>
           <w:kern w:val="2"/>
           <w14:ligatures w14:val="standardContextual"/>
@@ -2033,7 +1385,7 @@
       </w:r>
       <w:r>
         <w:rPr>
-          <w:rFonts w:ascii="Garamond" w:hAnsi="Garamond" w:cs="Times New Roman (Corps CS)"/>
+          <w:rFonts w:ascii="Brill" w:hAnsi="Brill" w:cs="Times New Roman (Corps CS)"/>
           <w:color w:val="FF0000"/>
           <w:kern w:val="2"/>
           <w:lang w:val="es-ES"/>
@@ -2043,7 +1395,7 @@
       </w:r>
       <w:r>
         <w:rPr>
-          <w:rFonts w:ascii="Garamond" w:hAnsi="Garamond" w:cs="Times New Roman (Corps CS)"/>
+          <w:rFonts w:ascii="Brill" w:hAnsi="Brill" w:cs="Times New Roman (Corps CS)"/>
           <w:color w:val="FF0000"/>
           <w:kern w:val="2"/>
           <w14:ligatures w14:val="standardContextual"/>
